--- a/corpus/synthetic/symbol-fonts__005.docx
+++ b/corpus/synthetic/symbol-fonts__005.docx
@@ -4,7 +4,10 @@
   <w:body>
     <w:p>
       <w:r>
-        <w:t>✓A</w:t>
+        <w:rPr>
+          <w:rFonts w:ascii="Symbol" w:hAnsi="Symbol"/>
+        </w:rPr>
+        <w:t>a + b = g</w:t>
       </w:r>
     </w:p>
     <w:sectPr>
